--- a/Kotha_Srijavali_Avaloka_Assignment.docx
+++ b/Kotha_Srijavali_Avaloka_Assignment.docx
@@ -392,7 +392,49 @@
       </w:r>
     </w:p>
     <w:p/>
+    <w:p>
+      <w:r>
+        <w:rPr>
+          <w:b/>
+          <w:bCs/>
+        </w:rPr>
+        <w:t>Concurrency and thread safety</w:t>
+      </w:r>
+    </w:p>
+    <w:p>
+      <w:r>
+        <w:t>The LRU Cache implementation is not thread-safe because multiple threads could modify the HashMap and Doubly Linked List simultaneously.</w:t>
+      </w:r>
+    </w:p>
+    <w:p>
+      <w:r>
+        <w:lastRenderedPageBreak/>
+        <w:t>For example, one thread might remove a node while another thread is trying to move the same node.</w:t>
+      </w:r>
+    </w:p>
+    <w:p>
+      <w:r>
+        <w:t>This could cause inconsistent cache state.</w:t>
+      </w:r>
+    </w:p>
+    <w:p>
+      <w:r>
+        <w:t>To handle this, we can use synchronization or a lock around cache operations so that only one thread modifies the cache at a time.</w:t>
+      </w:r>
+    </w:p>
+    <w:p>
+      <w:r>
+        <w:t>A synchronized implementation is a simple solution, although it may reduce concurrency because operations must wait for the lock.</w:t>
+      </w:r>
+    </w:p>
+    <w:p>
+      <w:r>
+        <w:t>For higher concurrency, we would need a more carefully designed implementation.</w:t>
+      </w:r>
+    </w:p>
     <w:p/>
+    <w:p/>
+    <w:p/>
     <w:p>
       <w:pPr>
         <w:rPr>
@@ -435,23 +477,327 @@
           <w:b/>
           <w:bCs/>
         </w:rPr>
+        <w:t>1. Problem Understanding</w:t>
+      </w:r>
+    </w:p>
+    <w:p>
+      <w:r>
+        <w:t>The main goal of this problem is to check whether a person can attend all the given events without any overlap.</w:t>
+      </w:r>
+    </w:p>
+    <w:p>
+      <w:r>
+        <w:t>Each event has a start time and an end time.</w:t>
+      </w:r>
+    </w:p>
+    <w:p>
+      <w:r>
+        <w:t>For example, if one event starts at 1 and ends at 4 and another event starts at 3 and ends at 5 then both events overlap.</w:t>
+      </w:r>
+    </w:p>
+    <w:p>
+      <w:proofErr w:type="gramStart"/>
+      <w:r>
+        <w:t>So</w:t>
+      </w:r>
+      <w:proofErr w:type="gramEnd"/>
+      <w:r>
+        <w:t xml:space="preserve"> we cannot attend both events.</w:t>
+      </w:r>
+    </w:p>
+    <w:p>
+      <w:r>
+        <w:t>But if one event ends at 3 and another event starts at 3 then there is no overlap because the first event has already ended when the second event starts.</w:t>
+      </w:r>
+    </w:p>
+    <w:p>
+      <w:pPr>
+        <w:rPr>
+          <w:b/>
+          <w:bCs/>
+        </w:rPr>
+      </w:pPr>
+      <w:r>
+        <w:rPr>
+          <w:b/>
+          <w:bCs/>
+        </w:rPr>
+        <w:t>2. Algorithm</w:t>
+      </w:r>
+    </w:p>
+    <w:p>
+      <w:proofErr w:type="gramStart"/>
+      <w:r>
+        <w:t>First</w:t>
+      </w:r>
+      <w:proofErr w:type="gramEnd"/>
+      <w:r>
+        <w:t xml:space="preserve"> we take the number of test cases as input.</w:t>
+      </w:r>
+    </w:p>
+    <w:p>
+      <w:r>
+        <w:t xml:space="preserve">For every test case we take the number of events and store the start time and end time of each event in a </w:t>
+      </w:r>
+      <w:proofErr w:type="gramStart"/>
+      <w:r>
+        <w:t>two dimensional</w:t>
+      </w:r>
+      <w:proofErr w:type="gramEnd"/>
+      <w:r>
+        <w:t xml:space="preserve"> array.</w:t>
+      </w:r>
+    </w:p>
+    <w:p>
+      <w:r>
+        <w:t xml:space="preserve">After </w:t>
+      </w:r>
+      <w:proofErr w:type="gramStart"/>
+      <w:r>
+        <w:t>taking the input</w:t>
+      </w:r>
+      <w:proofErr w:type="gramEnd"/>
+      <w:r>
+        <w:t xml:space="preserve"> we sort all the events based on their start times in ascending order.</w:t>
+      </w:r>
+    </w:p>
+    <w:p>
+      <w:r>
         <w:lastRenderedPageBreak/>
-        <w:t>1. Problem Understanding</w:t>
-      </w:r>
-    </w:p>
-    <w:p>
-      <w:r>
-        <w:t>The main goal of this problem is to check whether a person can attend all the given events without any overlap.</w:t>
-      </w:r>
-    </w:p>
-    <w:p>
-      <w:r>
-        <w:t>Each event has a start time and an end time.</w:t>
-      </w:r>
-    </w:p>
-    <w:p>
-      <w:r>
-        <w:t>For example, if one event starts at 1 and ends at 4 and another event starts at 3 and ends at 5 then both events overlap.</w:t>
+        <w:t>Sorting helps us check the events in the correct order without comparing every event with every other event.</w:t>
+      </w:r>
+    </w:p>
+    <w:p>
+      <w:r>
+        <w:t>After sorting we start comparing each event with the previous event.</w:t>
+      </w:r>
+    </w:p>
+    <w:p>
+      <w:r>
+        <w:t>If the start time of the current event is less than the end time of the previous event then both events overlap.</w:t>
+      </w:r>
+    </w:p>
+    <w:p>
+      <w:r>
+        <w:t>In that case we return false because we cannot attend all the events.</w:t>
+      </w:r>
+    </w:p>
+    <w:p>
+      <w:r>
+        <w:t>If there is no overlap we continue checking the remaining events.</w:t>
+      </w:r>
+    </w:p>
+    <w:p>
+      <w:r>
+        <w:t>If we finish checking all the events without finding any overlap then we return true.</w:t>
+      </w:r>
+    </w:p>
+    <w:p>
+      <w:proofErr w:type="gramStart"/>
+      <w:r>
+        <w:t>Finally</w:t>
+      </w:r>
+      <w:proofErr w:type="gramEnd"/>
+      <w:r>
+        <w:t xml:space="preserve"> we print the result for each test case.</w:t>
+      </w:r>
+    </w:p>
+    <w:p>
+      <w:pPr>
+        <w:rPr>
+          <w:b/>
+          <w:bCs/>
+        </w:rPr>
+      </w:pPr>
+      <w:r>
+        <w:rPr>
+          <w:b/>
+          <w:bCs/>
+        </w:rPr>
+        <w:t>3. Data Structure Used</w:t>
+      </w:r>
+    </w:p>
+    <w:p>
+      <w:r>
+        <w:t xml:space="preserve">I used a </w:t>
+      </w:r>
+      <w:proofErr w:type="gramStart"/>
+      <w:r>
+        <w:t>two dimensional</w:t>
+      </w:r>
+      <w:proofErr w:type="gramEnd"/>
+      <w:r>
+        <w:t xml:space="preserve"> integer array to store the events.</w:t>
+      </w:r>
+    </w:p>
+    <w:p>
+      <w:r>
+        <w:t>Each row represents one event.</w:t>
+      </w:r>
+    </w:p>
+    <w:p>
+      <w:r>
+        <w:t>The first column stores the start time and the second column stores the end time.</w:t>
+      </w:r>
+    </w:p>
+    <w:p>
+      <w:r>
+        <w:t xml:space="preserve">For </w:t>
+      </w:r>
+      <w:proofErr w:type="gramStart"/>
+      <w:r>
+        <w:t>example</w:t>
+      </w:r>
+      <w:proofErr w:type="gramEnd"/>
+    </w:p>
+    <w:p>
+      <w:proofErr w:type="gramStart"/>
+      <w:r>
+        <w:t>events[</w:t>
+      </w:r>
+      <w:proofErr w:type="gramEnd"/>
+      <w:r>
+        <w:t xml:space="preserve">0][0] </w:t>
+      </w:r>
+      <w:proofErr w:type="gramStart"/>
+      <w:r>
+        <w:t>represents</w:t>
+      </w:r>
+      <w:proofErr w:type="gramEnd"/>
+      <w:r>
+        <w:t xml:space="preserve"> the start time of the first event.</w:t>
+      </w:r>
+    </w:p>
+    <w:p>
+      <w:proofErr w:type="gramStart"/>
+      <w:r>
+        <w:t>events[</w:t>
+      </w:r>
+      <w:proofErr w:type="gramEnd"/>
+      <w:r>
+        <w:t xml:space="preserve">0][1] </w:t>
+      </w:r>
+      <w:proofErr w:type="gramStart"/>
+      <w:r>
+        <w:t>represents</w:t>
+      </w:r>
+      <w:proofErr w:type="gramEnd"/>
+      <w:r>
+        <w:t xml:space="preserve"> the end time of the first event.</w:t>
+      </w:r>
+    </w:p>
+    <w:p>
+      <w:r>
+        <w:t>I used an array because the number of events is provided as input and each event has exactly two values.</w:t>
+      </w:r>
+    </w:p>
+    <w:p>
+      <w:r>
+        <w:t xml:space="preserve">I also used </w:t>
+      </w:r>
+      <w:proofErr w:type="spellStart"/>
+      <w:r>
+        <w:t>Arrays.sort</w:t>
+      </w:r>
+      <w:proofErr w:type="spellEnd"/>
+      <w:r>
+        <w:t xml:space="preserve"> to sort the events based on their start times.</w:t>
+      </w:r>
+    </w:p>
+    <w:p>
+      <w:r>
+        <w:t>A separate data structure like a HashMap or a Min Heap is not required for this problem because we only need to check whether any events overlap.</w:t>
+      </w:r>
+    </w:p>
+    <w:p>
+      <w:pPr>
+        <w:rPr>
+          <w:b/>
+          <w:bCs/>
+        </w:rPr>
+      </w:pPr>
+      <w:r>
+        <w:rPr>
+          <w:b/>
+          <w:bCs/>
+        </w:rPr>
+        <w:t>4. Example</w:t>
+      </w:r>
+    </w:p>
+    <w:p>
+      <w:r>
+        <w:t>Consider the following events</w:t>
+      </w:r>
+    </w:p>
+    <w:p>
+      <w:r>
+        <w:t>[1, 3]</w:t>
+      </w:r>
+    </w:p>
+    <w:p>
+      <w:r>
+        <w:t>[3, 5]</w:t>
+      </w:r>
+    </w:p>
+    <w:p>
+      <w:r>
+        <w:t>[6, 8]</w:t>
+      </w:r>
+    </w:p>
+    <w:p>
+      <w:proofErr w:type="gramStart"/>
+      <w:r>
+        <w:t>First</w:t>
+      </w:r>
+      <w:proofErr w:type="gramEnd"/>
+      <w:r>
+        <w:t xml:space="preserve"> we sort the events based on their start times.</w:t>
+      </w:r>
+    </w:p>
+    <w:p>
+      <w:r>
+        <w:lastRenderedPageBreak/>
+        <w:t>They are already sorted in this example.</w:t>
+      </w:r>
+    </w:p>
+    <w:p>
+      <w:r>
+        <w:t>Now we compare the first event with the second event.</w:t>
+      </w:r>
+    </w:p>
+    <w:p>
+      <w:r>
+        <w:t>The first event ends at 3 and the second event starts at 3.</w:t>
+      </w:r>
+    </w:p>
+    <w:p>
+      <w:r>
+        <w:t>Since both times are equal there is no overlap.</w:t>
+      </w:r>
+    </w:p>
+    <w:p>
+      <w:proofErr w:type="gramStart"/>
+      <w:r>
+        <w:t>Next</w:t>
+      </w:r>
+      <w:proofErr w:type="gramEnd"/>
+      <w:r>
+        <w:t xml:space="preserve"> we compare the second event with the third event.</w:t>
+      </w:r>
+    </w:p>
+    <w:p>
+      <w:r>
+        <w:t>The second event ends at 5 and the third event starts at 6.</w:t>
+      </w:r>
+    </w:p>
+    <w:p>
+      <w:r>
+        <w:t>Since the second event finishes before the third event starts there is no overlap.</w:t>
+      </w:r>
+    </w:p>
+    <w:p>
+      <w:r>
+        <w:t>We have checked all the events without finding any overlap.</w:t>
       </w:r>
     </w:p>
     <w:p>
@@ -461,12 +807,52 @@
       </w:r>
       <w:proofErr w:type="gramEnd"/>
       <w:r>
-        <w:t xml:space="preserve"> we cannot attend both events.</w:t>
-      </w:r>
-    </w:p>
-    <w:p>
-      <w:r>
-        <w:t>But if one event ends at 3 and another event starts at 3 then there is no overlap because the first event has already ended when the second event starts.</w:t>
+        <w:t xml:space="preserve"> the output is true.</w:t>
+      </w:r>
+    </w:p>
+    <w:p>
+      <w:r>
+        <w:t>Now consider another example</w:t>
+      </w:r>
+    </w:p>
+    <w:p>
+      <w:r>
+        <w:t>[1, 4]</w:t>
+      </w:r>
+    </w:p>
+    <w:p>
+      <w:r>
+        <w:t>[3, 5]</w:t>
+      </w:r>
+    </w:p>
+    <w:p>
+      <w:r>
+        <w:t>[6, 8]</w:t>
+      </w:r>
+    </w:p>
+    <w:p>
+      <w:r>
+        <w:t>The first event ends at 4 but the second event starts at 3.</w:t>
+      </w:r>
+    </w:p>
+    <w:p>
+      <w:r>
+        <w:t>Since the second event starts before the first event ends both events overlap.</w:t>
+      </w:r>
+    </w:p>
+    <w:p>
+      <w:proofErr w:type="gramStart"/>
+      <w:r>
+        <w:t>So</w:t>
+      </w:r>
+      <w:proofErr w:type="gramEnd"/>
+      <w:r>
+        <w:t xml:space="preserve"> we immediately return false.</w:t>
+      </w:r>
+    </w:p>
+    <w:p>
+      <w:r>
+        <w:t>There is no need to check the remaining events because we have already found an overlap.</w:t>
       </w:r>
     </w:p>
     <w:p>
@@ -481,83 +867,61 @@
           <w:b/>
           <w:bCs/>
         </w:rPr>
-        <w:t>2. Algorithm</w:t>
-      </w:r>
-    </w:p>
-    <w:p>
-      <w:proofErr w:type="gramStart"/>
-      <w:r>
-        <w:t>First</w:t>
-      </w:r>
-      <w:proofErr w:type="gramEnd"/>
-      <w:r>
-        <w:t xml:space="preserve"> we take the number of test cases as input.</w:t>
-      </w:r>
-    </w:p>
-    <w:p>
-      <w:r>
-        <w:t xml:space="preserve">For every test case we take the number of events and store the start time and end time of each event in a </w:t>
-      </w:r>
-      <w:proofErr w:type="gramStart"/>
-      <w:r>
-        <w:t>two dimensional</w:t>
-      </w:r>
-      <w:proofErr w:type="gramEnd"/>
-      <w:r>
-        <w:t xml:space="preserve"> array.</w:t>
-      </w:r>
-    </w:p>
-    <w:p>
-      <w:r>
-        <w:t xml:space="preserve">After </w:t>
-      </w:r>
-      <w:proofErr w:type="gramStart"/>
-      <w:r>
-        <w:t>taking the input</w:t>
-      </w:r>
-      <w:proofErr w:type="gramEnd"/>
-      <w:r>
-        <w:t xml:space="preserve"> we sort all the events based on their start times in ascending order.</w:t>
-      </w:r>
-    </w:p>
-    <w:p>
-      <w:r>
-        <w:t>Sorting helps us check the events in the correct order without comparing every event with every other event.</w:t>
-      </w:r>
-    </w:p>
-    <w:p>
-      <w:r>
-        <w:t>After sorting we start comparing each event with the previous event.</w:t>
-      </w:r>
-    </w:p>
-    <w:p>
-      <w:r>
-        <w:t>If the start time of the current event is less than the end time of the previous event then both events overlap.</w:t>
-      </w:r>
-    </w:p>
-    <w:p>
-      <w:r>
-        <w:t>In that case we return false because we cannot attend all the events.</w:t>
-      </w:r>
-    </w:p>
-    <w:p>
-      <w:r>
-        <w:t>If there is no overlap we continue checking the remaining events.</w:t>
-      </w:r>
-    </w:p>
-    <w:p>
-      <w:r>
-        <w:t>If we finish checking all the events without finding any overlap then we return true.</w:t>
-      </w:r>
-    </w:p>
-    <w:p>
-      <w:proofErr w:type="gramStart"/>
-      <w:r>
-        <w:t>Finally</w:t>
-      </w:r>
-      <w:proofErr w:type="gramEnd"/>
-      <w:r>
-        <w:t xml:space="preserve"> we print the result for each test case.</w:t>
+        <w:t>5. Time Complexity</w:t>
+      </w:r>
+    </w:p>
+    <w:p>
+      <w:r>
+        <w:t xml:space="preserve">The time complexity is </w:t>
+      </w:r>
+      <w:proofErr w:type="gramStart"/>
+      <w:r>
+        <w:t>O(</w:t>
+      </w:r>
+      <w:proofErr w:type="gramEnd"/>
+      <w:r>
+        <w:t>n log n).</w:t>
+      </w:r>
+    </w:p>
+    <w:p>
+      <w:r>
+        <w:t>Here n represents the number of events in one test case.</w:t>
+      </w:r>
+    </w:p>
+    <w:p>
+      <w:r>
+        <w:t xml:space="preserve">Sorting all the events takes </w:t>
+      </w:r>
+      <w:proofErr w:type="gramStart"/>
+      <w:r>
+        <w:t>O(</w:t>
+      </w:r>
+      <w:proofErr w:type="gramEnd"/>
+      <w:r>
+        <w:t>n log n) time.</w:t>
+      </w:r>
+    </w:p>
+    <w:p>
+      <w:r>
+        <w:t>After sorting we traverse the array once to check for overlaps which takes O(n) time.</w:t>
+      </w:r>
+    </w:p>
+    <w:p>
+      <w:proofErr w:type="gramStart"/>
+      <w:r>
+        <w:t>Therefore</w:t>
+      </w:r>
+      <w:proofErr w:type="gramEnd"/>
+      <w:r>
+        <w:t xml:space="preserve"> the overall time complexity is </w:t>
+      </w:r>
+      <w:proofErr w:type="gramStart"/>
+      <w:r>
+        <w:t>O(</w:t>
+      </w:r>
+      <w:proofErr w:type="gramEnd"/>
+      <w:r>
+        <w:t>n log n).</w:t>
       </w:r>
     </w:p>
     <w:p>
@@ -572,30 +936,212 @@
           <w:b/>
           <w:bCs/>
         </w:rPr>
-        <w:t>3. Data Structure Used</w:t>
-      </w:r>
-    </w:p>
-    <w:p>
-      <w:r>
-        <w:t xml:space="preserve">I used a </w:t>
-      </w:r>
-      <w:proofErr w:type="gramStart"/>
-      <w:r>
-        <w:t>two dimensional</w:t>
-      </w:r>
-      <w:proofErr w:type="gramEnd"/>
-      <w:r>
-        <w:t xml:space="preserve"> integer array to store the events.</w:t>
-      </w:r>
-    </w:p>
-    <w:p>
-      <w:r>
-        <w:t>Each row represents one event.</w:t>
-      </w:r>
-    </w:p>
-    <w:p>
-      <w:r>
-        <w:t>The first column stores the start time and the second column stores the end time.</w:t>
+        <w:t>6. Space Complexity</w:t>
+      </w:r>
+    </w:p>
+    <w:p>
+      <w:r>
+        <w:t>The input array requires O(n) space to store all the events.</w:t>
+      </w:r>
+    </w:p>
+    <w:p>
+      <w:r>
+        <w:t xml:space="preserve">The overlap checking loop uses </w:t>
+      </w:r>
+      <w:proofErr w:type="gramStart"/>
+      <w:r>
+        <w:t>O(</w:t>
+      </w:r>
+      <w:proofErr w:type="gramEnd"/>
+      <w:r>
+        <w:t>1) additional space.</w:t>
+      </w:r>
+    </w:p>
+    <w:p>
+      <w:r>
+        <w:lastRenderedPageBreak/>
+        <w:t>The auxiliary space used by sorting depends on the sorting implementation and programming language.</w:t>
+      </w:r>
+    </w:p>
+    <w:p>
+      <w:r>
+        <w:t>For Java the overall auxiliary space complexity of this solution can be described as O(n) in the worst case when accounting for the sorting implementation.</w:t>
+      </w:r>
+    </w:p>
+    <w:p>
+      <w:r>
+        <w:t>The event array itself requires O(n) space.</w:t>
+      </w:r>
+    </w:p>
+    <w:p>
+      <w:pPr>
+        <w:rPr>
+          <w:b/>
+          <w:bCs/>
+        </w:rPr>
+      </w:pPr>
+      <w:r>
+        <w:rPr>
+          <w:b/>
+          <w:bCs/>
+        </w:rPr>
+        <w:t>7. Why I Chose This Approach</w:t>
+      </w:r>
+    </w:p>
+    <w:p>
+      <w:r>
+        <w:t>I chose sorting because it allows us to arrange all the events in chronological order.</w:t>
+      </w:r>
+    </w:p>
+    <w:p>
+      <w:r>
+        <w:t xml:space="preserve">Once the events are </w:t>
+      </w:r>
+      <w:proofErr w:type="gramStart"/>
+      <w:r>
+        <w:t>sorted</w:t>
+      </w:r>
+      <w:proofErr w:type="gramEnd"/>
+      <w:r>
+        <w:t xml:space="preserve"> we only need to compare each event with the previous event to detect overlaps.</w:t>
+      </w:r>
+    </w:p>
+    <w:p>
+      <w:r>
+        <w:t>Without sorting we might need to compare multiple pairs of events which can take O(n²) time.</w:t>
+      </w:r>
+    </w:p>
+    <w:p>
+      <w:r>
+        <w:t xml:space="preserve">By sorting </w:t>
+      </w:r>
+      <w:proofErr w:type="gramStart"/>
+      <w:r>
+        <w:t>first</w:t>
+      </w:r>
+      <w:proofErr w:type="gramEnd"/>
+      <w:r>
+        <w:t xml:space="preserve"> we reduce the overall time complexity to </w:t>
+      </w:r>
+      <w:proofErr w:type="gramStart"/>
+      <w:r>
+        <w:t>O(</w:t>
+      </w:r>
+      <w:proofErr w:type="gramEnd"/>
+      <w:r>
+        <w:t>n log n).</w:t>
+      </w:r>
+    </w:p>
+    <w:p>
+      <w:r>
+        <w:t>This approach is simple, efficient and suitable for checking whether all events can be attended.</w:t>
+      </w:r>
+    </w:p>
+    <w:p>
+      <w:pPr>
+        <w:rPr>
+          <w:b/>
+          <w:bCs/>
+        </w:rPr>
+      </w:pPr>
+      <w:r>
+        <w:rPr>
+          <w:b/>
+          <w:bCs/>
+        </w:rPr>
+        <w:t>8. Edge Cases Handled</w:t>
+      </w:r>
+    </w:p>
+    <w:p>
+      <w:r>
+        <w:t>The solution handles multiple test cases independently.</w:t>
+      </w:r>
+    </w:p>
+    <w:p>
+      <w:r>
+        <w:t>If there are zero events then the method returns true because there are no overlapping events.</w:t>
+      </w:r>
+    </w:p>
+    <w:p>
+      <w:r>
+        <w:t>If there is only one event then the method returns true because a single event cannot overlap with another event.</w:t>
+      </w:r>
+    </w:p>
+    <w:p>
+      <w:r>
+        <w:t>If two events have the same start time and overlap then the method returns false.</w:t>
+      </w:r>
+    </w:p>
+    <w:p>
+      <w:r>
+        <w:t>If one event ends exactly when another event starts then the method considers them non overlapping.</w:t>
+      </w:r>
+    </w:p>
+    <w:p>
+      <w:r>
+        <w:t xml:space="preserve">If the events are provided in an unsorted </w:t>
+      </w:r>
+      <w:proofErr w:type="gramStart"/>
+      <w:r>
+        <w:t>order</w:t>
+      </w:r>
+      <w:proofErr w:type="gramEnd"/>
+      <w:r>
+        <w:t xml:space="preserve"> then the sorting step arranges them before checking.</w:t>
+      </w:r>
+    </w:p>
+    <w:p>
+      <w:r>
+        <w:t>If an overlap is found then the method returns false immediately without checking the remaining events.</w:t>
+      </w:r>
+    </w:p>
+    <w:p/>
+    <w:p>
+      <w:r>
+        <w:rPr>
+          <w:b/>
+          <w:bCs/>
+        </w:rPr>
+        <w:t>How to assign room names</w:t>
+      </w:r>
+    </w:p>
+    <w:p>
+      <w:r>
+        <w:t xml:space="preserve">Our current </w:t>
+      </w:r>
+      <w:proofErr w:type="spellStart"/>
+      <w:proofErr w:type="gramStart"/>
+      <w:r>
+        <w:t>minRoomsRequired</w:t>
+      </w:r>
+      <w:proofErr w:type="spellEnd"/>
+      <w:r>
+        <w:t>(</w:t>
+      </w:r>
+      <w:proofErr w:type="gramEnd"/>
+      <w:r>
+        <w:t>) method only calculates the number of rooms needed. It does not assign specific room names to events.</w:t>
+      </w:r>
+    </w:p>
+    <w:p>
+      <w:r>
+        <w:lastRenderedPageBreak/>
+        <w:t>If we want to assign names such as Room A, Room B and Room C, we can maintain a Min Heap containing the rooms and their corresponding end times.</w:t>
+      </w:r>
+    </w:p>
+    <w:p>
+      <w:r>
+        <w:t>For each event, we check whether an existing room is available.</w:t>
+      </w:r>
+    </w:p>
+    <w:p>
+      <w:r>
+        <w:t>If a room is available, we reuse it and update its end time.</w:t>
+      </w:r>
+    </w:p>
+    <w:p>
+      <w:r>
+        <w:t>Otherwise, we create a new room and assign it to the event.</w:t>
       </w:r>
     </w:p>
     <w:p>
@@ -608,452 +1154,288 @@
       </w:r>
       <w:proofErr w:type="gramEnd"/>
     </w:p>
-    <w:p>
-      <w:proofErr w:type="gramStart"/>
-      <w:r>
-        <w:lastRenderedPageBreak/>
-        <w:t>events[</w:t>
-      </w:r>
-      <w:proofErr w:type="gramEnd"/>
-      <w:r>
-        <w:t xml:space="preserve">0][0] </w:t>
-      </w:r>
-      <w:proofErr w:type="gramStart"/>
-      <w:r>
-        <w:t>represents</w:t>
-      </w:r>
-      <w:proofErr w:type="gramEnd"/>
-      <w:r>
-        <w:t xml:space="preserve"> the start time of the first event.</w:t>
-      </w:r>
-    </w:p>
-    <w:p>
-      <w:proofErr w:type="gramStart"/>
-      <w:r>
-        <w:t>events[</w:t>
-      </w:r>
-      <w:proofErr w:type="gramEnd"/>
-      <w:r>
-        <w:t xml:space="preserve">0][1] </w:t>
-      </w:r>
-      <w:proofErr w:type="gramStart"/>
-      <w:r>
-        <w:t>represents</w:t>
-      </w:r>
-      <w:proofErr w:type="gramEnd"/>
-      <w:r>
-        <w:t xml:space="preserve"> the end time of the first event.</w:t>
-      </w:r>
-    </w:p>
-    <w:p>
-      <w:r>
-        <w:t>I used an array because the number of events is provided as input and each event has exactly two values.</w:t>
-      </w:r>
-    </w:p>
-    <w:p>
-      <w:r>
-        <w:t xml:space="preserve">I also used </w:t>
-      </w:r>
-      <w:proofErr w:type="spellStart"/>
-      <w:r>
-        <w:t>Arrays.sort</w:t>
-      </w:r>
-      <w:proofErr w:type="spellEnd"/>
-      <w:r>
-        <w:t xml:space="preserve"> to sort the events based on their start times.</w:t>
-      </w:r>
-    </w:p>
-    <w:p>
-      <w:r>
-        <w:t>A separate data structure like a HashMap or a Min Heap is not required for this problem because we only need to check whether any events overlap.</w:t>
-      </w:r>
-    </w:p>
-    <w:p>
-      <w:pPr>
-        <w:rPr>
-          <w:b/>
-          <w:bCs/>
-        </w:rPr>
-      </w:pPr>
-      <w:r>
-        <w:rPr>
-          <w:b/>
-          <w:bCs/>
-        </w:rPr>
-        <w:t>4. Example</w:t>
-      </w:r>
-    </w:p>
-    <w:p>
-      <w:r>
-        <w:t>Consider the following events</w:t>
-      </w:r>
-    </w:p>
-    <w:p>
-      <w:r>
-        <w:t>[1, 3]</w:t>
-      </w:r>
-    </w:p>
-    <w:p>
-      <w:r>
-        <w:t>[3, 5]</w:t>
-      </w:r>
-    </w:p>
-    <w:p>
-      <w:r>
-        <w:t>[6, 8]</w:t>
-      </w:r>
-    </w:p>
-    <w:p>
-      <w:proofErr w:type="gramStart"/>
-      <w:r>
-        <w:t>First</w:t>
-      </w:r>
-      <w:proofErr w:type="gramEnd"/>
-      <w:r>
-        <w:t xml:space="preserve"> we sort the events based on their start times.</w:t>
-      </w:r>
-    </w:p>
-    <w:p>
-      <w:r>
-        <w:t>They are already sorted in this example.</w:t>
-      </w:r>
-    </w:p>
-    <w:p>
-      <w:r>
-        <w:t>Now we compare the first event with the second event.</w:t>
-      </w:r>
-    </w:p>
-    <w:p>
-      <w:r>
-        <w:t>The first event ends at 3 and the second event starts at 3.</w:t>
-      </w:r>
-    </w:p>
-    <w:p>
-      <w:r>
-        <w:t>Since both times are equal there is no overlap.</w:t>
-      </w:r>
-    </w:p>
-    <w:p>
-      <w:proofErr w:type="gramStart"/>
-      <w:r>
-        <w:t>Next</w:t>
-      </w:r>
-      <w:proofErr w:type="gramEnd"/>
-      <w:r>
-        <w:t xml:space="preserve"> we compare the second event with the third event.</w:t>
-      </w:r>
-    </w:p>
-    <w:p>
-      <w:r>
-        <w:t>The second event ends at 5 and the third event starts at 6.</w:t>
-      </w:r>
-    </w:p>
-    <w:p>
-      <w:r>
-        <w:t>Since the second event finishes before the third event starts there is no overlap.</w:t>
-      </w:r>
-    </w:p>
-    <w:p>
-      <w:r>
-        <w:t>We have checked all the events without finding any overlap.</w:t>
-      </w:r>
-    </w:p>
-    <w:p>
-      <w:proofErr w:type="gramStart"/>
-      <w:r>
-        <w:t>So</w:t>
-      </w:r>
-      <w:proofErr w:type="gramEnd"/>
-      <w:r>
-        <w:t xml:space="preserve"> the output is true.</w:t>
-      </w:r>
-    </w:p>
-    <w:p>
-      <w:r>
-        <w:t>Now consider another example</w:t>
-      </w:r>
-    </w:p>
-    <w:p>
-      <w:r>
-        <w:t>[1, 4]</w:t>
-      </w:r>
-    </w:p>
-    <w:p>
-      <w:r>
-        <w:t>[3, 5]</w:t>
-      </w:r>
-    </w:p>
-    <w:p>
-      <w:r>
-        <w:t>[6, 8]</w:t>
-      </w:r>
-    </w:p>
-    <w:p>
-      <w:r>
-        <w:t>The first event ends at 4 but the second event starts at 3.</w:t>
-      </w:r>
-    </w:p>
-    <w:p>
-      <w:r>
-        <w:lastRenderedPageBreak/>
-        <w:t>Since the second event starts before the first event ends both events overlap.</w:t>
-      </w:r>
-    </w:p>
-    <w:p>
-      <w:proofErr w:type="gramStart"/>
-      <w:r>
-        <w:t>So</w:t>
-      </w:r>
-      <w:proofErr w:type="gramEnd"/>
-      <w:r>
-        <w:t xml:space="preserve"> we immediately return false.</w:t>
-      </w:r>
-    </w:p>
-    <w:p>
-      <w:r>
-        <w:t>There is no need to check the remaining events because we have already found an overlap.</w:t>
-      </w:r>
-    </w:p>
-    <w:p>
-      <w:pPr>
-        <w:rPr>
-          <w:b/>
-          <w:bCs/>
-        </w:rPr>
-      </w:pPr>
-      <w:r>
-        <w:rPr>
-          <w:b/>
-          <w:bCs/>
-        </w:rPr>
-        <w:t>5. Time Complexity</w:t>
-      </w:r>
-    </w:p>
-    <w:p>
-      <w:r>
-        <w:t xml:space="preserve">The time complexity is </w:t>
-      </w:r>
-      <w:proofErr w:type="gramStart"/>
-      <w:r>
-        <w:t>O(</w:t>
-      </w:r>
-      <w:proofErr w:type="gramEnd"/>
-      <w:r>
-        <w:t>n log n).</w:t>
-      </w:r>
-    </w:p>
-    <w:p>
-      <w:r>
-        <w:t>Here n represents the number of events in one test case.</w:t>
-      </w:r>
-    </w:p>
-    <w:p>
-      <w:r>
-        <w:t xml:space="preserve">Sorting all the events takes </w:t>
-      </w:r>
-      <w:proofErr w:type="gramStart"/>
-      <w:r>
-        <w:t>O(</w:t>
-      </w:r>
-      <w:proofErr w:type="gramEnd"/>
-      <w:r>
-        <w:t>n log n) time.</w:t>
-      </w:r>
-    </w:p>
-    <w:p>
-      <w:r>
-        <w:t>After sorting we traverse the array once to check for overlaps which takes O(n) time.</w:t>
-      </w:r>
-    </w:p>
-    <w:p>
-      <w:proofErr w:type="gramStart"/>
-      <w:r>
-        <w:t>Therefore</w:t>
-      </w:r>
-      <w:proofErr w:type="gramEnd"/>
-      <w:r>
-        <w:t xml:space="preserve"> the overall time complexity is </w:t>
-      </w:r>
-      <w:proofErr w:type="gramStart"/>
-      <w:r>
-        <w:t>O(</w:t>
-      </w:r>
-      <w:proofErr w:type="gramEnd"/>
-      <w:r>
-        <w:t>n log n).</w:t>
-      </w:r>
-    </w:p>
-    <w:p>
-      <w:pPr>
-        <w:rPr>
-          <w:b/>
-          <w:bCs/>
-        </w:rPr>
-      </w:pPr>
-      <w:r>
-        <w:rPr>
-          <w:b/>
-          <w:bCs/>
-        </w:rPr>
-        <w:t>6. Space Complexity</w:t>
-      </w:r>
-    </w:p>
-    <w:p>
-      <w:r>
-        <w:t>The input array requires O(n) space to store all the events.</w:t>
-      </w:r>
-    </w:p>
-    <w:p>
-      <w:r>
-        <w:t xml:space="preserve">The overlap checking loop uses </w:t>
-      </w:r>
-      <w:proofErr w:type="gramStart"/>
-      <w:r>
-        <w:t>O(</w:t>
-      </w:r>
-      <w:proofErr w:type="gramEnd"/>
-      <w:r>
-        <w:t>1) additional space.</w:t>
-      </w:r>
-    </w:p>
-    <w:p>
-      <w:r>
-        <w:t>The auxiliary space used by sorting depends on the sorting implementation and programming language.</w:t>
-      </w:r>
-    </w:p>
-    <w:p>
-      <w:r>
-        <w:t>For Java the overall auxiliary space complexity of this solution can be described as O(n) in the worst case when accounting for the sorting implementation.</w:t>
-      </w:r>
-    </w:p>
-    <w:p>
-      <w:r>
-        <w:t>The event array itself requires O(n) space.</w:t>
-      </w:r>
-    </w:p>
-    <w:p>
-      <w:pPr>
-        <w:rPr>
-          <w:b/>
-          <w:bCs/>
-        </w:rPr>
-      </w:pPr>
-      <w:r>
-        <w:rPr>
-          <w:b/>
-          <w:bCs/>
-        </w:rPr>
-        <w:t>7. Why I Chose This Approach</w:t>
-      </w:r>
-    </w:p>
-    <w:p>
-      <w:r>
-        <w:t>I chose sorting because it allows us to arrange all the events in chronological order.</w:t>
-      </w:r>
-    </w:p>
-    <w:p>
-      <w:r>
-        <w:t xml:space="preserve">Once the events are </w:t>
-      </w:r>
-      <w:proofErr w:type="gramStart"/>
-      <w:r>
-        <w:t>sorted</w:t>
-      </w:r>
-      <w:proofErr w:type="gramEnd"/>
-      <w:r>
-        <w:t xml:space="preserve"> we only need to compare each event with the previous event to detect overlaps.</w:t>
-      </w:r>
-    </w:p>
-    <w:p>
-      <w:r>
-        <w:t>Without sorting we might need to compare multiple pairs of events which can take O(n²) time.</w:t>
-      </w:r>
-    </w:p>
-    <w:p>
-      <w:r>
-        <w:t xml:space="preserve">By sorting </w:t>
-      </w:r>
-      <w:proofErr w:type="gramStart"/>
-      <w:r>
-        <w:t>first</w:t>
-      </w:r>
-      <w:proofErr w:type="gramEnd"/>
-      <w:r>
-        <w:t xml:space="preserve"> we reduce the overall time complexity to </w:t>
-      </w:r>
-      <w:proofErr w:type="gramStart"/>
-      <w:r>
-        <w:t>O(</w:t>
-      </w:r>
-      <w:proofErr w:type="gramEnd"/>
-      <w:r>
-        <w:t>n log n).</w:t>
-      </w:r>
-    </w:p>
-    <w:p>
-      <w:r>
-        <w:t>This approach is simple, efficient and suitable for checking whether all events can be attended.</w:t>
-      </w:r>
-    </w:p>
-    <w:p>
-      <w:pPr>
-        <w:rPr>
-          <w:b/>
-          <w:bCs/>
-        </w:rPr>
-      </w:pPr>
-      <w:r>
-        <w:rPr>
-          <w:b/>
-          <w:bCs/>
-        </w:rPr>
-        <w:t>8. Edge Cases Handled</w:t>
-      </w:r>
-    </w:p>
-    <w:p>
-      <w:r>
-        <w:t>The solution handles multiple test cases independently.</w:t>
-      </w:r>
-    </w:p>
-    <w:p>
-      <w:r>
-        <w:t>If there are zero events then the method returns true because there are no overlapping events.</w:t>
-      </w:r>
-    </w:p>
-    <w:p>
-      <w:r>
-        <w:lastRenderedPageBreak/>
-        <w:t>If there is only one event then the method returns true because a single event cannot overlap with another event.</w:t>
-      </w:r>
-    </w:p>
-    <w:p>
-      <w:r>
-        <w:t>If two events have the same start time and overlap then the method returns false.</w:t>
-      </w:r>
-    </w:p>
-    <w:p>
-      <w:r>
-        <w:t>If one event ends exactly when another event starts then the method considers them non overlapping.</w:t>
-      </w:r>
-    </w:p>
-    <w:p>
-      <w:r>
-        <w:t xml:space="preserve">If the events are provided in an unsorted </w:t>
-      </w:r>
-      <w:proofErr w:type="gramStart"/>
-      <w:r>
-        <w:t>order</w:t>
-      </w:r>
-      <w:proofErr w:type="gramEnd"/>
-      <w:r>
-        <w:t xml:space="preserve"> then the sorting step arranges them before checking.</w:t>
-      </w:r>
-    </w:p>
-    <w:p>
-      <w:r>
-        <w:t>If an overlap is found then the method returns false immediately without checking the remaining events.</w:t>
-      </w:r>
-    </w:p>
+    <w:tbl>
+      <w:tblPr>
+        <w:tblW w:w="6253" w:type="dxa"/>
+        <w:tblCellSpacing w:w="15" w:type="dxa"/>
+        <w:tblCellMar>
+          <w:top w:w="15" w:type="dxa"/>
+          <w:left w:w="15" w:type="dxa"/>
+          <w:bottom w:w="15" w:type="dxa"/>
+          <w:right w:w="15" w:type="dxa"/>
+        </w:tblCellMar>
+        <w:tblLook w:val="04A0" w:firstRow="1" w:lastRow="0" w:firstColumn="1" w:lastColumn="0" w:noHBand="0" w:noVBand="1"/>
+      </w:tblPr>
+      <w:tblGrid>
+        <w:gridCol w:w="1483"/>
+        <w:gridCol w:w="1015"/>
+        <w:gridCol w:w="809"/>
+        <w:gridCol w:w="2946"/>
+      </w:tblGrid>
+      <w:tr>
+        <w:trPr>
+          <w:trHeight w:val="513"/>
+          <w:tblHeader/>
+          <w:tblCellSpacing w:w="15" w:type="dxa"/>
+        </w:trPr>
+        <w:tc>
+          <w:tcPr>
+            <w:tcW w:w="0" w:type="auto"/>
+            <w:vAlign w:val="center"/>
+            <w:hideMark/>
+          </w:tcPr>
+          <w:p>
+            <w:pPr>
+              <w:rPr>
+                <w:b/>
+                <w:bCs/>
+              </w:rPr>
+            </w:pPr>
+            <w:r>
+              <w:rPr>
+                <w:b/>
+                <w:bCs/>
+              </w:rPr>
+              <w:t>Event</w:t>
+            </w:r>
+          </w:p>
+        </w:tc>
+        <w:tc>
+          <w:tcPr>
+            <w:tcW w:w="0" w:type="auto"/>
+            <w:vAlign w:val="center"/>
+            <w:hideMark/>
+          </w:tcPr>
+          <w:p>
+            <w:pPr>
+              <w:rPr>
+                <w:b/>
+                <w:bCs/>
+              </w:rPr>
+            </w:pPr>
+            <w:r>
+              <w:rPr>
+                <w:b/>
+                <w:bCs/>
+              </w:rPr>
+              <w:t>Start</w:t>
+            </w:r>
+          </w:p>
+        </w:tc>
+        <w:tc>
+          <w:tcPr>
+            <w:tcW w:w="0" w:type="auto"/>
+            <w:vAlign w:val="center"/>
+            <w:hideMark/>
+          </w:tcPr>
+          <w:p>
+            <w:pPr>
+              <w:rPr>
+                <w:b/>
+                <w:bCs/>
+              </w:rPr>
+            </w:pPr>
+            <w:r>
+              <w:rPr>
+                <w:b/>
+                <w:bCs/>
+              </w:rPr>
+              <w:t>End</w:t>
+            </w:r>
+          </w:p>
+        </w:tc>
+        <w:tc>
+          <w:tcPr>
+            <w:tcW w:w="0" w:type="auto"/>
+            <w:vAlign w:val="center"/>
+            <w:hideMark/>
+          </w:tcPr>
+          <w:p>
+            <w:pPr>
+              <w:rPr>
+                <w:b/>
+                <w:bCs/>
+              </w:rPr>
+            </w:pPr>
+            <w:r>
+              <w:rPr>
+                <w:b/>
+                <w:bCs/>
+              </w:rPr>
+              <w:t>Assigned room</w:t>
+            </w:r>
+          </w:p>
+        </w:tc>
+      </w:tr>
+      <w:tr>
+        <w:trPr>
+          <w:trHeight w:val="501"/>
+          <w:tblCellSpacing w:w="15" w:type="dxa"/>
+        </w:trPr>
+        <w:tc>
+          <w:tcPr>
+            <w:tcW w:w="0" w:type="auto"/>
+            <w:vAlign w:val="center"/>
+            <w:hideMark/>
+          </w:tcPr>
+          <w:p>
+            <w:r>
+              <w:t>Event 1</w:t>
+            </w:r>
+          </w:p>
+        </w:tc>
+        <w:tc>
+          <w:tcPr>
+            <w:tcW w:w="0" w:type="auto"/>
+            <w:vAlign w:val="center"/>
+            <w:hideMark/>
+          </w:tcPr>
+          <w:p>
+            <w:r>
+              <w:t>1</w:t>
+            </w:r>
+          </w:p>
+        </w:tc>
+        <w:tc>
+          <w:tcPr>
+            <w:tcW w:w="0" w:type="auto"/>
+            <w:vAlign w:val="center"/>
+            <w:hideMark/>
+          </w:tcPr>
+          <w:p>
+            <w:r>
+              <w:t>4</w:t>
+            </w:r>
+          </w:p>
+        </w:tc>
+        <w:tc>
+          <w:tcPr>
+            <w:tcW w:w="0" w:type="auto"/>
+            <w:vAlign w:val="center"/>
+            <w:hideMark/>
+          </w:tcPr>
+          <w:p>
+            <w:r>
+              <w:t>Room A</w:t>
+            </w:r>
+          </w:p>
+        </w:tc>
+      </w:tr>
+      <w:tr>
+        <w:trPr>
+          <w:trHeight w:val="513"/>
+          <w:tblCellSpacing w:w="15" w:type="dxa"/>
+        </w:trPr>
+        <w:tc>
+          <w:tcPr>
+            <w:tcW w:w="0" w:type="auto"/>
+            <w:vAlign w:val="center"/>
+            <w:hideMark/>
+          </w:tcPr>
+          <w:p>
+            <w:r>
+              <w:t>Event 2</w:t>
+            </w:r>
+          </w:p>
+        </w:tc>
+        <w:tc>
+          <w:tcPr>
+            <w:tcW w:w="0" w:type="auto"/>
+            <w:vAlign w:val="center"/>
+            <w:hideMark/>
+          </w:tcPr>
+          <w:p>
+            <w:r>
+              <w:t>2</w:t>
+            </w:r>
+          </w:p>
+        </w:tc>
+        <w:tc>
+          <w:tcPr>
+            <w:tcW w:w="0" w:type="auto"/>
+            <w:vAlign w:val="center"/>
+            <w:hideMark/>
+          </w:tcPr>
+          <w:p>
+            <w:r>
+              <w:t>5</w:t>
+            </w:r>
+          </w:p>
+        </w:tc>
+        <w:tc>
+          <w:tcPr>
+            <w:tcW w:w="0" w:type="auto"/>
+            <w:vAlign w:val="center"/>
+            <w:hideMark/>
+          </w:tcPr>
+          <w:p>
+            <w:r>
+              <w:t>Room B</w:t>
+            </w:r>
+          </w:p>
+        </w:tc>
+      </w:tr>
+      <w:tr>
+        <w:trPr>
+          <w:trHeight w:val="513"/>
+          <w:tblCellSpacing w:w="15" w:type="dxa"/>
+        </w:trPr>
+        <w:tc>
+          <w:tcPr>
+            <w:tcW w:w="0" w:type="auto"/>
+            <w:vAlign w:val="center"/>
+            <w:hideMark/>
+          </w:tcPr>
+          <w:p>
+            <w:r>
+              <w:t>Event 3</w:t>
+            </w:r>
+          </w:p>
+        </w:tc>
+        <w:tc>
+          <w:tcPr>
+            <w:tcW w:w="0" w:type="auto"/>
+            <w:vAlign w:val="center"/>
+            <w:hideMark/>
+          </w:tcPr>
+          <w:p>
+            <w:r>
+              <w:t>4</w:t>
+            </w:r>
+          </w:p>
+        </w:tc>
+        <w:tc>
+          <w:tcPr>
+            <w:tcW w:w="0" w:type="auto"/>
+            <w:vAlign w:val="center"/>
+            <w:hideMark/>
+          </w:tcPr>
+          <w:p>
+            <w:r>
+              <w:t>6</w:t>
+            </w:r>
+          </w:p>
+        </w:tc>
+        <w:tc>
+          <w:tcPr>
+            <w:tcW w:w="0" w:type="auto"/>
+            <w:vAlign w:val="center"/>
+            <w:hideMark/>
+          </w:tcPr>
+          <w:p>
+            <w:r>
+              <w:t>Room A</w:t>
+            </w:r>
+          </w:p>
+        </w:tc>
+      </w:tr>
+    </w:tbl>
+    <w:p>
+      <w:r>
+        <w:t>Room A becomes available at time 4, so the third event can reuse it.</w:t>
+      </w:r>
+    </w:p>
+    <w:p/>
     <w:p>
       <w:pPr>
         <w:rPr>
